--- a/staticfiles/documents/Согласие на получение рекламных рассылок.docx
+++ b/staticfiles/documents/Согласие на получение рекламных рассылок.docx
@@ -16,11 +16,15 @@
     </w:p>
     <w:p>
       <w:r>
-        <w:t xml:space="preserve">Я, _________________________________________________________ (Ф.И.О.), настоящим добровольно и осознанно даю свое согласие Шушпанову Михаилу Константиновичу, оператору платформы </w:t>
+        <w:t xml:space="preserve">Я, добровольно и осознанно даю свое согласие Шушпанову Михаилу Константиновичу, оператору платформы </w:t>
       </w:r>
       <w:proofErr w:type="spellStart"/>
       <w:r>
-        <w:t>InnoAuthor</w:t>
+        <w:rPr>
+          <w:b/>
+          <w:bCs/>
+        </w:rPr>
+        <w:t>ИнноАвтор</w:t>
       </w:r>
       <w:proofErr w:type="spellEnd"/>
       <w:r>
@@ -69,7 +73,11 @@
       </w:r>
       <w:proofErr w:type="spellStart"/>
       <w:r>
-        <w:t>InnoAuthor</w:t>
+        <w:rPr>
+          <w:b/>
+          <w:bCs/>
+        </w:rPr>
+        <w:t>ИнноАвтор</w:t>
       </w:r>
       <w:proofErr w:type="spellEnd"/>
       <w:r>
